--- a/healthcare_economic_effect/output/docx/Healthcare_EHPM_CoverLetter_R1.docx
+++ b/healthcare_economic_effect/output/docx/Healthcare_EHPM_CoverLetter_R1.docx
@@ -84,7 +84,7 @@
         <w:t xml:space="preserve">• </w:t>
       </w:r>
       <w:r>
-        <w:t>New sensitivity analysis (Table 5, Figure 9) for equipment-CHE share assumption (Reviewer 1, Comment 5)</w:t>
+        <w:t>New sensitivity analysis (see Results) for equipment-CHE share assumption (Reviewer 1, Comment 5)</w:t>
       </w:r>
     </w:p>
     <w:p>
